--- a/pr-preview/pr-419/chapters/conciseness-tracked-changes.docx
+++ b/pr-preview/pr-419/chapters/conciseness-tracked-changes.docx
@@ -26,7 +26,7 @@
       </w:pPr>
       <w:ins w:id="2" w:author="PR Preview" w:date="2026-01-01T00:00:00Z">
         <w:r>
-          <w:t xml:space="preserve">Last modified: 2026-10-29 14:00:34 (PDT)</w:t>
+          <w:t xml:space="preserve">Last modified: 2026-10-29 14:28:33 (PDT)</w:t>
         </w:r>
       </w:ins>
     </w:p>

--- a/pr-preview/pr-419/chapters/conciseness-tracked-changes.docx
+++ b/pr-preview/pr-419/chapters/conciseness-tracked-changes.docx
@@ -16,7 +16,7 @@
       </w:pPr>
       <w:del w:id="1" w:author="PR Preview" w:date="2026-01-01T00:00:00Z">
         <w:r>
-          <w:delText xml:space="preserve">Last modified: 2026-10-29 13:51:16 (PDT)</w:delText>
+          <w:delText xml:space="preserve">Last modified: 2026-10-29 14:29:08 (PDT)</w:delText>
         </w:r>
       </w:del>
     </w:p>
@@ -26,7 +26,7 @@
       </w:pPr>
       <w:ins w:id="2" w:author="PR Preview" w:date="2026-01-01T00:00:00Z">
         <w:r>
-          <w:t xml:space="preserve">Last modified: 2026-10-29 14:28:33 (PDT)</w:t>
+          <w:t xml:space="preserve">Last modified: 2026-10-29 14:36:14 (PDT)</w:t>
         </w:r>
       </w:ins>
     </w:p>
@@ -1278,13 +1278,182 @@
       </w:r>
     </w:p>
     <w:bookmarkEnd w:id="20"/>
-    <w:bookmarkStart w:id="22" w:name="limit-complex-sentence-structures"/>
+    <w:bookmarkStart w:id="21" w:name="put-the-emphatic-words-at-the-end"/>
     <w:p>
       <w:pPr>
         <w:pStyle w:val="Heading2"/>
       </w:pPr>
       <w:r>
-        <w:t xml:space="preserve">6 Limit complex sentence structures</w:t>
+        <w:t xml:space="preserve">6 Put the emphatic words at the end</w:t>
+      </w:r>
+    </w:p>
+    <w:p>
+      <w:pPr>
+        <w:pStyle w:val="FirstParagraph"/>
+      </w:pPr>
+      <w:r>
+        <w:t xml:space="preserve">The end of a sentence is the position the reader remembers.</w:t>
+      </w:r>
+      <w:r>
+        <w:t xml:space="preserve"> </w:t>
+      </w:r>
+      <w:r>
+        <w:t xml:space="preserve">Strunk states the rule as</w:t>
+      </w:r>
+      <w:r>
+        <w:t xml:space="preserve"> </w:t>
+      </w:r>
+      <w:r>
+        <w:t xml:space="preserve">“Place the emphatic words of a sentence at the end”</w:t>
+      </w:r>
+      <w:r>
+        <w:t xml:space="preserve"> </w:t>
+      </w:r>
+      <w:r>
+        <w:t xml:space="preserve">(Strunk 1920, rule 18)</w:t>
+      </w:r>
+      <w:r>
+        <w:t xml:space="preserve">.</w:t>
+      </w:r>
+      <w:r>
+        <w:t xml:space="preserve"> </w:t>
+      </w:r>
+      <w:r>
+        <w:t xml:space="preserve">Put the claim you want the reader to keep last,</w:t>
+      </w:r>
+      <w:r>
+        <w:t xml:space="preserve"> </w:t>
+      </w:r>
+      <w:r>
+        <w:t xml:space="preserve">and put the qualifications, the citation and the filler before it.</w:t>
+      </w:r>
+    </w:p>
+    <w:p>
+      <w:pPr>
+        <w:pStyle w:val="BlockText"/>
+      </w:pPr>
+      <w:r>
+        <w:t xml:space="preserve">❌ The estimate becomes more precise as the sample size grows, in general.</w:t>
+      </w:r>
+    </w:p>
+    <w:p>
+      <w:pPr>
+        <w:pStyle w:val="BlockText"/>
+      </w:pPr>
+      <w:r>
+        <w:t xml:space="preserve">✅ In general, the estimate becomes more precise as the sample size grows.</w:t>
+      </w:r>
+    </w:p>
+    <w:bookmarkEnd w:id="21"/>
+    <w:bookmarkStart w:id="22" w:name="X3e4d68df1b860ce9b082eb82ed52743b2d8229e"/>
+    <w:p>
+      <w:pPr>
+        <w:pStyle w:val="Heading2"/>
+      </w:pPr>
+      <w:r>
+        <w:t xml:space="preserve">7 Express coordinate ideas in parallel form</w:t>
+      </w:r>
+    </w:p>
+    <w:p>
+      <w:pPr>
+        <w:pStyle w:val="FirstParagraph"/>
+      </w:pPr>
+      <w:r>
+        <w:t xml:space="preserve">Items that play the same role in a sentence or a list</w:t>
+      </w:r>
+      <w:r>
+        <w:t xml:space="preserve"> </w:t>
+      </w:r>
+      <w:r>
+        <w:t xml:space="preserve">take the same grammatical form.</w:t>
+      </w:r>
+      <w:r>
+        <w:t xml:space="preserve"> </w:t>
+      </w:r>
+      <w:r>
+        <w:t xml:space="preserve">Strunk calls this parallel construction,</w:t>
+      </w:r>
+      <w:r>
+        <w:t xml:space="preserve"> </w:t>
+      </w:r>
+      <w:r>
+        <w:t xml:space="preserve">and states the rule as</w:t>
+      </w:r>
+      <w:r>
+        <w:t xml:space="preserve"> </w:t>
+      </w:r>
+      <w:r>
+        <w:t xml:space="preserve">“Express co-ordinate ideas in similar form”</w:t>
+      </w:r>
+      <w:r>
+        <w:t xml:space="preserve"> </w:t>
+      </w:r>
+      <w:r>
+        <w:t xml:space="preserve">(Strunk 1920, rule 15)</w:t>
+      </w:r>
+      <w:r>
+        <w:t xml:space="preserve">.</w:t>
+      </w:r>
+      <w:r>
+        <w:t xml:space="preserve"> </w:t>
+      </w:r>
+      <w:hyperlink w:anchor="put-lists-in-bullet-points">
+        <w:r>
+          <w:rPr>
+            <w:rStyle w:val="Hyperlink"/>
+          </w:rPr>
+          <w:t xml:space="preserve">Put lists in bullet points</w:t>
+        </w:r>
+      </w:hyperlink>
+      <w:r>
+        <w:t xml:space="preserve"> </w:t>
+      </w:r>
+      <w:r>
+        <w:t xml:space="preserve">applies the rule to the items of a list.</w:t>
+      </w:r>
+      <w:r>
+        <w:t xml:space="preserve"> </w:t>
+      </w:r>
+      <w:r>
+        <w:t xml:space="preserve">The rule also holds inside one sentence,</w:t>
+      </w:r>
+      <w:r>
+        <w:t xml:space="preserve"> </w:t>
+      </w:r>
+      <w:r>
+        <w:t xml:space="preserve">where a series joins verbs, noun phrases or adjectives</w:t>
+      </w:r>
+      <w:r>
+        <w:t xml:space="preserve"> </w:t>
+      </w:r>
+      <w:r>
+        <w:t xml:space="preserve">and each item should be the same kind of phrase.</w:t>
+      </w:r>
+    </w:p>
+    <w:p>
+      <w:pPr>
+        <w:pStyle w:val="BlockText"/>
+      </w:pPr>
+      <w:r>
+        <w:t xml:space="preserve">❌ The model is fast, accurate and has been validated.</w:t>
+      </w:r>
+    </w:p>
+    <w:p>
+      <w:pPr>
+        <w:pStyle w:val="BlockText"/>
+      </w:pPr>
+      <w:r>
+        <w:t xml:space="preserve">✅ The model is fast, accurate and validated.</w:t>
+      </w:r>
+    </w:p>
+    <w:bookmarkEnd w:id="22"/>
+    <w:bookmarkStart w:id="24" w:name="limit-complex-sentence-structures"/>
+    <w:p>
+      <w:pPr>
+        <w:pStyle w:val="Heading2"/>
+      </w:pPr>
+      <w:r>
+        <w:t xml:space="preserve">8 Limit complex sentence structures</w:t>
       </w:r>
     </w:p>
     <w:p>
@@ -1387,7 +1556,7 @@
         <w:t xml:space="preserve">each carrying one main idea.</w:t>
       </w:r>
     </w:p>
-    <w:bookmarkStart w:id="21" w:name="exm-nested-clauses"/>
+    <w:bookmarkStart w:id="23" w:name="exm-nested-clauses"/>
     <w:p>
       <w:pPr>
         <w:pStyle w:val="BodyText"/>
@@ -1448,15 +1617,15 @@
         <w:t xml:space="preserve">so the reader can absorb each idea before moving on.</w:t>
       </w:r>
     </w:p>
-    <w:bookmarkEnd w:id="21"/>
-    <w:bookmarkEnd w:id="22"/>
-    <w:bookmarkStart w:id="25" w:name="X831e99641ea6e3d916f49fb78be48dc576ff061"/>
+    <w:bookmarkEnd w:id="23"/>
+    <w:bookmarkEnd w:id="24"/>
+    <w:bookmarkStart w:id="27" w:name="X831e99641ea6e3d916f49fb78be48dc576ff061"/>
     <w:p>
       <w:pPr>
         <w:pStyle w:val="Heading2"/>
       </w:pPr>
       <w:r>
-        <w:t xml:space="preserve">7 Do not rule out readings no reader would make</w:t>
+        <w:t xml:space="preserve">9 Do not rule out readings no reader would make</w:t>
       </w:r>
     </w:p>
     <w:p>
@@ -1514,7 +1683,7 @@
         <w:t xml:space="preserve">and can plant the confusion it was meant to prevent.</w:t>
       </w:r>
     </w:p>
-    <w:bookmarkStart w:id="23" w:name="exm-gratuitous-disclaimer"/>
+    <w:bookmarkStart w:id="25" w:name="exm-gratuitous-disclaimer"/>
     <w:p>
       <w:pPr>
         <w:pStyle w:val="BodyText"/>
@@ -1599,7 +1768,7 @@
         <w:t xml:space="preserve">that the reader would not otherwise have considered.</w:t>
       </w:r>
     </w:p>
-    <w:bookmarkEnd w:id="23"/>
+    <w:bookmarkEnd w:id="25"/>
     <w:p>
       <w:pPr>
         <w:pStyle w:val="BodyText"/>
@@ -1700,7 +1869,7 @@
         <w:t xml:space="preserve">the contrast fails the test above, so remove it.</w:t>
       </w:r>
     </w:p>
-    <w:bookmarkStart w:id="24" w:name="exm-fleshed-out-contrast"/>
+    <w:bookmarkStart w:id="26" w:name="exm-fleshed-out-contrast"/>
     <w:p>
       <w:pPr>
         <w:pStyle w:val="BodyText"/>
@@ -1848,7 +2017,7 @@
         <w:t xml:space="preserve">.</w:t>
       </w:r>
     </w:p>
-    <w:bookmarkEnd w:id="24"/>
+    <w:bookmarkEnd w:id="26"/>
     <w:p>
       <w:pPr>
         <w:pStyle w:val="BodyText"/>
@@ -1881,14 +2050,14 @@
         <w:t xml:space="preserve">a report for clinicians might.</w:t>
       </w:r>
     </w:p>
-    <w:bookmarkEnd w:id="25"/>
-    <w:bookmarkStart w:id="27" w:name="avoid-double-negatives"/>
+    <w:bookmarkEnd w:id="27"/>
+    <w:bookmarkStart w:id="29" w:name="avoid-double-negatives"/>
     <w:p>
       <w:pPr>
         <w:pStyle w:val="Heading2"/>
       </w:pPr>
       <w:r>
-        <w:t xml:space="preserve">8 Avoid double negatives</w:t>
+        <w:t xml:space="preserve">10 Avoid double negatives</w:t>
       </w:r>
     </w:p>
     <w:p>
@@ -1999,7 +2168,7 @@
         <w:t xml:space="preserve">and it is the standard wording for a test result.</w:t>
       </w:r>
     </w:p>
-    <w:bookmarkStart w:id="26" w:name="exm-double-negative"/>
+    <w:bookmarkStart w:id="28" w:name="exm-double-negative"/>
     <w:p>
       <w:pPr>
         <w:pStyle w:val="BodyText"/>
@@ -2100,15 +2269,15 @@
         <w:t xml:space="preserve">Choose the one you mean.</w:t>
       </w:r>
     </w:p>
-    <w:bookmarkEnd w:id="26"/>
-    <w:bookmarkEnd w:id="27"/>
-    <w:bookmarkStart w:id="30" w:name="Xa757197b9b942a803dc05820332a104a8aaeee4"/>
+    <w:bookmarkEnd w:id="28"/>
+    <w:bookmarkEnd w:id="29"/>
+    <w:bookmarkStart w:id="32" w:name="Xa757197b9b942a803dc05820332a104a8aaeee4"/>
     <w:p>
       <w:pPr>
         <w:pStyle w:val="Heading2"/>
       </w:pPr>
       <w:r>
-        <w:t xml:space="preserve">9 Write about the subject, not about the text</w:t>
+        <w:t xml:space="preserve">11 Write about the subject, not about the text</w:t>
       </w:r>
     </w:p>
     <w:p>
@@ -2183,7 +2352,7 @@
       <w:r>
         <w:t xml:space="preserve"> </w:t>
       </w:r>
-      <w:hyperlink r:id="rId28">
+      <w:hyperlink r:id="rId30">
         <w:r>
           <w:rPr>
             <w:rStyle w:val="Hyperlink"/>
@@ -2207,7 +2376,7 @@
         <w:t xml:space="preserve">.</w:t>
       </w:r>
     </w:p>
-    <w:bookmarkStart w:id="29" w:name="exm-self-referential"/>
+    <w:bookmarkStart w:id="31" w:name="exm-self-referential"/>
     <w:p>
       <w:pPr>
         <w:pStyle w:val="BodyText"/>
@@ -2306,15 +2475,15 @@
         <w:t xml:space="preserve">instead of saying that it changes something.</w:t>
       </w:r>
     </w:p>
-    <w:bookmarkEnd w:id="29"/>
-    <w:bookmarkEnd w:id="30"/>
-    <w:bookmarkStart w:id="33" w:name="let-a-self-describing-link-stand-alone"/>
+    <w:bookmarkEnd w:id="31"/>
+    <w:bookmarkEnd w:id="32"/>
+    <w:bookmarkStart w:id="35" w:name="let-a-self-describing-link-stand-alone"/>
     <w:p>
       <w:pPr>
         <w:pStyle w:val="Heading2"/>
       </w:pPr>
       <w:r>
-        <w:t xml:space="preserve">10 Let a self-describing link stand alone</w:t>
+        <w:t xml:space="preserve">12 Let a self-describing link stand alone</w:t>
       </w:r>
     </w:p>
     <w:p>
@@ -2343,7 +2512,7 @@
         <w:t xml:space="preserve">The reader would read the same facts twice.</w:t>
       </w:r>
     </w:p>
-    <w:bookmarkStart w:id="32" w:name="exm-self-describing-link"/>
+    <w:bookmarkStart w:id="34" w:name="exm-self-describing-link"/>
     <w:p>
       <w:pPr>
         <w:pStyle w:val="BodyText"/>
@@ -2375,7 +2544,7 @@
       <w:r>
         <w:t xml:space="preserve">(</w:t>
       </w:r>
-      <w:hyperlink r:id="rId31">
+      <w:hyperlink r:id="rId33">
         <w:r>
           <w:rPr>
             <w:rStyle w:val="Hyperlink"/>
@@ -2397,7 +2566,7 @@
       <w:r>
         <w:t xml:space="preserve"> </w:t>
       </w:r>
-      <w:hyperlink r:id="rId31">
+      <w:hyperlink r:id="rId33">
         <w:r>
           <w:rPr>
             <w:rStyle w:val="Hyperlink"/>
@@ -2435,7 +2604,7 @@
         <w:t xml:space="preserve">.</w:t>
       </w:r>
     </w:p>
-    <w:bookmarkEnd w:id="32"/>
+    <w:bookmarkEnd w:id="34"/>
     <w:p>
       <w:pPr>
         <w:pStyle w:val="BodyText"/>
@@ -2450,14 +2619,14 @@
         <w:t xml:space="preserve">such as a DOI or a shortened link.</w:t>
       </w:r>
     </w:p>
-    <w:bookmarkEnd w:id="33"/>
-    <w:bookmarkStart w:id="35" w:name="keep-the-writer-out-of-the-way"/>
+    <w:bookmarkEnd w:id="35"/>
+    <w:bookmarkStart w:id="37" w:name="keep-the-writer-out-of-the-way"/>
     <w:p>
       <w:pPr>
         <w:pStyle w:val="Heading2"/>
       </w:pPr>
       <w:r>
-        <w:t xml:space="preserve">11 Keep the writer out of the way</w:t>
+        <w:t xml:space="preserve">13 Keep the writer out of the way</w:t>
       </w:r>
     </w:p>
     <w:p>
@@ -2492,7 +2661,7 @@
         <w:t xml:space="preserve">Extra references to the writer turn attention from the content to the person.</w:t>
       </w:r>
     </w:p>
-    <w:bookmarkStart w:id="34" w:name="exm-writer-out-of-the-way"/>
+    <w:bookmarkStart w:id="36" w:name="exm-writer-out-of-the-way"/>
     <w:p>
       <w:pPr>
         <w:pStyle w:val="BodyText"/>
@@ -2578,15 +2747,15 @@
         <w:t xml:space="preserve">because the request is about the writer’s runner.</w:t>
       </w:r>
     </w:p>
-    <w:bookmarkEnd w:id="34"/>
-    <w:bookmarkEnd w:id="35"/>
-    <w:bookmarkStart w:id="37" w:name="do-not-overexplain"/>
+    <w:bookmarkEnd w:id="36"/>
+    <w:bookmarkEnd w:id="37"/>
+    <w:bookmarkStart w:id="39" w:name="do-not-overexplain"/>
     <w:p>
       <w:pPr>
         <w:pStyle w:val="Heading2"/>
       </w:pPr>
       <w:r>
-        <w:t xml:space="preserve">12 Do not overexplain</w:t>
+        <w:t xml:space="preserve">14 Do not overexplain</w:t>
       </w:r>
     </w:p>
     <w:p>
@@ -2603,7 +2772,7 @@
         <w:t xml:space="preserve">Cut a qualifier, a restatement or a reason that the words before it already imply.</w:t>
       </w:r>
     </w:p>
-    <w:bookmarkStart w:id="36" w:name="exm-overexplain"/>
+    <w:bookmarkStart w:id="38" w:name="exm-overexplain"/>
     <w:p>
       <w:pPr>
         <w:pStyle w:val="BodyText"/>
@@ -2664,15 +2833,15 @@
         <w:t xml:space="preserve">The second is complete.</w:t>
       </w:r>
     </w:p>
-    <w:bookmarkEnd w:id="36"/>
-    <w:bookmarkEnd w:id="37"/>
-    <w:bookmarkStart w:id="45" w:name="put-lists-in-bullet-points"/>
+    <w:bookmarkEnd w:id="38"/>
+    <w:bookmarkEnd w:id="39"/>
+    <w:bookmarkStart w:id="47" w:name="put-lists-in-bullet-points"/>
     <w:p>
       <w:pPr>
         <w:pStyle w:val="Heading2"/>
       </w:pPr>
       <w:r>
-        <w:t xml:space="preserve">13 Put lists in bullet points</w:t>
+        <w:t xml:space="preserve">15 Put lists in bullet points</w:t>
       </w:r>
     </w:p>
     <w:p>
@@ -2880,7 +3049,7 @@
         <w:t xml:space="preserve">.</w:t>
       </w:r>
     </w:p>
-    <w:bookmarkStart w:id="38" w:name="exm-bullet-lists"/>
+    <w:bookmarkStart w:id="40" w:name="exm-bullet-lists"/>
     <w:p>
       <w:pPr>
         <w:pStyle w:val="FirstParagraph"/>
@@ -2965,8 +3134,8 @@
         <w:t xml:space="preserve">so the reader sees at a glance that there are three.</w:t>
       </w:r>
     </w:p>
-    <w:bookmarkEnd w:id="38"/>
-    <w:bookmarkStart w:id="42" w:name="exm-resource-lists"/>
+    <w:bookmarkEnd w:id="40"/>
+    <w:bookmarkStart w:id="44" w:name="exm-resource-lists"/>
     <w:p>
       <w:pPr>
         <w:pStyle w:val="BodyText"/>
@@ -2995,7 +3164,7 @@
       <w:r>
         <w:t xml:space="preserve"> </w:t>
       </w:r>
-      <w:hyperlink r:id="rId39">
+      <w:hyperlink r:id="rId41">
         <w:r>
           <w:rPr>
             <w:rStyle w:val="Hyperlink"/>
@@ -3009,7 +3178,7 @@
       <w:r>
         <w:t xml:space="preserve"> </w:t>
       </w:r>
-      <w:hyperlink r:id="rId40">
+      <w:hyperlink r:id="rId42">
         <w:r>
           <w:rPr>
             <w:rStyle w:val="Hyperlink"/>
@@ -3043,7 +3212,7 @@
       <w:r>
         <w:t xml:space="preserve"> </w:t>
       </w:r>
-      <w:hyperlink r:id="rId39">
+      <w:hyperlink r:id="rId41">
         <w:r>
           <w:rPr>
             <w:rStyle w:val="Hyperlink"/>
@@ -3069,7 +3238,7 @@
       <w:r>
         <w:t xml:space="preserve"> </w:t>
       </w:r>
-      <w:hyperlink r:id="rId40">
+      <w:hyperlink r:id="rId42">
         <w:r>
           <w:rPr>
             <w:rStyle w:val="Hyperlink"/>
@@ -3091,7 +3260,7 @@
       <w:r>
         <w:t xml:space="preserve"> </w:t>
       </w:r>
-      <w:hyperlink r:id="rId41">
+      <w:hyperlink r:id="rId43">
         <w:r>
           <w:rPr>
             <w:rStyle w:val="Hyperlink"/>
@@ -3115,8 +3284,8 @@
         <w:t xml:space="preserve">so the reader can pick one without parsing the paragraph.</w:t>
       </w:r>
     </w:p>
-    <w:bookmarkEnd w:id="42"/>
-    <w:bookmarkStart w:id="43" w:name="exm-numbered-lists"/>
+    <w:bookmarkEnd w:id="44"/>
+    <w:bookmarkStart w:id="45" w:name="exm-numbered-lists"/>
     <w:p>
       <w:pPr>
         <w:pStyle w:val="BodyText"/>
@@ -3223,8 +3392,8 @@
         <w:t xml:space="preserve">and the loop condition moves into the introducing sentence.</w:t>
       </w:r>
     </w:p>
-    <w:bookmarkEnd w:id="43"/>
-    <w:bookmarkStart w:id="44" w:name="exm-case-bullets"/>
+    <w:bookmarkEnd w:id="45"/>
+    <w:bookmarkStart w:id="46" w:name="exm-case-bullets"/>
     <w:p>
       <w:pPr>
         <w:pStyle w:val="BodyText"/>
@@ -3869,15 +4038,15 @@
         <w:t xml:space="preserve">and the bullets show that there are three.</w:t>
       </w:r>
     </w:p>
-    <w:bookmarkEnd w:id="44"/>
-    <w:bookmarkEnd w:id="45"/>
-    <w:bookmarkStart w:id="51" w:name="write-to-communicate-not-to-impress"/>
+    <w:bookmarkEnd w:id="46"/>
+    <w:bookmarkEnd w:id="47"/>
+    <w:bookmarkStart w:id="53" w:name="write-to-communicate-not-to-impress"/>
     <w:p>
       <w:pPr>
         <w:pStyle w:val="Heading2"/>
       </w:pPr>
       <w:r>
-        <w:t xml:space="preserve">14 Write to communicate, not to impress</w:t>
+        <w:t xml:space="preserve">16 Write to communicate, not to impress</w:t>
       </w:r>
     </w:p>
     <w:p>
@@ -3944,7 +4113,7 @@
       <w:r>
         <w:t xml:space="preserve"> </w:t>
       </w:r>
-      <w:hyperlink r:id="rId46">
+      <w:hyperlink r:id="rId48">
         <w:r>
           <w:rPr>
             <w:rStyle w:val="Hyperlink"/>
@@ -4002,7 +4171,7 @@
       <w:r>
         <w:t xml:space="preserve"> </w:t>
       </w:r>
-      <w:hyperlink r:id="rId47">
+      <w:hyperlink r:id="rId49">
         <w:r>
           <w:rPr>
             <w:rStyle w:val="Hyperlink"/>
@@ -4031,7 +4200,7 @@
       <w:r>
         <w:t xml:space="preserve"> </w:t>
       </w:r>
-      <w:hyperlink r:id="rId48">
+      <w:hyperlink r:id="rId50">
         <w:r>
           <w:rPr>
             <w:rStyle w:val="Hyperlink"/>
@@ -4043,7 +4212,7 @@
         <w:t xml:space="preserve">.</w:t>
       </w:r>
     </w:p>
-    <w:bookmarkStart w:id="50" w:name="exm-communicate-not-impress"/>
+    <w:bookmarkStart w:id="52" w:name="exm-communicate-not-impress"/>
     <w:p>
       <w:pPr>
         <w:pStyle w:val="FirstParagraph"/>
@@ -4184,7 +4353,7 @@
       <w:r>
         <w:t xml:space="preserve"> </w:t>
       </w:r>
-      <w:hyperlink r:id="rId49">
+      <w:hyperlink r:id="rId51">
         <w:r>
           <w:rPr>
             <w:rStyle w:val="Hyperlink"/>
@@ -4292,15 +4461,15 @@
         <w:t xml:space="preserve">and its findings are ones it obtained.</w:t>
       </w:r>
     </w:p>
-    <w:bookmarkEnd w:id="50"/>
-    <w:bookmarkEnd w:id="51"/>
-    <w:bookmarkStart w:id="61" w:name="examples-of-concise-writing"/>
+    <w:bookmarkEnd w:id="52"/>
+    <w:bookmarkEnd w:id="53"/>
+    <w:bookmarkStart w:id="63" w:name="examples-of-concise-writing"/>
     <w:p>
       <w:pPr>
         <w:pStyle w:val="Heading2"/>
       </w:pPr>
       <w:r>
-        <w:t xml:space="preserve">15 Examples of concise writing</w:t>
+        <w:t xml:space="preserve">17 Examples of concise writing</w:t>
       </w:r>
     </w:p>
     <w:p>
@@ -4391,8 +4560,8 @@
         <w:t xml:space="preserve">.</w:t>
       </w:r>
     </w:p>
-    <w:bookmarkStart w:id="60" w:name="refs"/>
-    <w:bookmarkStart w:id="53" w:name="ref-hastie2009esl"/>
+    <w:bookmarkStart w:id="62" w:name="refs"/>
+    <w:bookmarkStart w:id="55" w:name="ref-hastie2009esl"/>
     <w:p>
       <w:pPr>
         <w:pStyle w:val="Bibliography"/>
@@ -4416,7 +4585,7 @@
       <w:r>
         <w:t xml:space="preserve"> </w:t>
       </w:r>
-      <w:hyperlink r:id="rId52">
+      <w:hyperlink r:id="rId54">
         <w:r>
           <w:rPr>
             <w:rStyle w:val="Hyperlink"/>
@@ -4428,8 +4597,8 @@
         <w:t xml:space="preserve">.</w:t>
       </w:r>
     </w:p>
-    <w:bookmarkEnd w:id="53"/>
-    <w:bookmarkStart w:id="55" w:name="ref-strunk1920elements"/>
+    <w:bookmarkEnd w:id="55"/>
+    <w:bookmarkStart w:id="57" w:name="ref-strunk1920elements"/>
     <w:p>
       <w:pPr>
         <w:pStyle w:val="Bibliography"/>
@@ -4453,7 +4622,7 @@
       <w:r>
         <w:t xml:space="preserve"> </w:t>
       </w:r>
-      <w:hyperlink r:id="rId54">
+      <w:hyperlink r:id="rId56">
         <w:r>
           <w:rPr>
             <w:rStyle w:val="Hyperlink"/>
@@ -4465,8 +4634,8 @@
         <w:t xml:space="preserve">.</w:t>
       </w:r>
     </w:p>
-    <w:bookmarkEnd w:id="55"/>
-    <w:bookmarkStart w:id="57" w:name="ref-hemingway_style"/>
+    <w:bookmarkEnd w:id="57"/>
+    <w:bookmarkStart w:id="59" w:name="ref-hemingway_style"/>
     <w:p>
       <w:pPr>
         <w:pStyle w:val="Bibliography"/>
@@ -4525,7 +4694,7 @@
       <w:r>
         <w:t xml:space="preserve"> </w:t>
       </w:r>
-      <w:hyperlink r:id="rId56">
+      <w:hyperlink r:id="rId58">
         <w:r>
           <w:rPr>
             <w:rStyle w:val="Hyperlink"/>
@@ -4537,8 +4706,8 @@
         <w:t xml:space="preserve">.</w:t>
       </w:r>
     </w:p>
-    <w:bookmarkEnd w:id="57"/>
-    <w:bookmarkStart w:id="59" w:name="ref-caesar_gallic"/>
+    <w:bookmarkEnd w:id="59"/>
+    <w:bookmarkStart w:id="61" w:name="ref-caesar_gallic"/>
     <w:p>
       <w:pPr>
         <w:pStyle w:val="Bibliography"/>
@@ -4597,7 +4766,7 @@
       <w:r>
         <w:t xml:space="preserve"> </w:t>
       </w:r>
-      <w:hyperlink r:id="rId58">
+      <w:hyperlink r:id="rId60">
         <w:r>
           <w:rPr>
             <w:rStyle w:val="Hyperlink"/>
@@ -4609,9 +4778,9 @@
         <w:t xml:space="preserve">.</w:t>
       </w:r>
     </w:p>
-    <w:bookmarkEnd w:id="59"/>
-    <w:bookmarkEnd w:id="60"/>
     <w:bookmarkEnd w:id="61"/>
+    <w:bookmarkEnd w:id="62"/>
+    <w:bookmarkEnd w:id="63"/>
     <w:sectPr>
       <w:footnotePr>
         <w:numRestart w:val="eachSect"/>
